--- a/output/介護保険事業計画_サービス見込量算定の手引き.docx
+++ b/output/介護保険事業計画_サービス見込量算定の手引き.docx
@@ -1262,7 +1262,7 @@
           <w:b w:val="0"/>
           <w:sz w:val="19"/>
         </w:rPr>
-        <w:t>令和8年度は、給付費が令和7年度の36.00％で12を乗じると4.320か月相当となりましたが、月報が令和8年4月から7月までの4か月を収録していたため4か月と確定しました。差の8.00％は単価の動きです。月数を給付費の比だけで求めていれば4.3か月と誤るところでした。</w:t>
+        <w:t>令和8年度は、給付費が令和7年度の34.55％で12を乗じると4.146か月相当となりましたが、月報が令和8年4月から7月までの4か月を収録していたため4か月と確定しました。差の3.65％は単価の動きです。月数を給付費の比だけで求めていれば4.1か月と誤るところでした。</w:t>
       </w:r>
     </w:p>
     <w:p>
@@ -1760,7 +1760,7 @@
           <w:b w:val="0"/>
           <w:sz w:val="19"/>
         </w:rPr>
-        <w:t>令和7年度の給付費は、3町合計が広域連合単位を4.20％上回りました。令和6年度と令和8年度は完全に一致しており、令和7年度のみ差が生じています。利用者数では、サービスにより＋1.4％から＋243％の開きがありました。差の理由が確定するまで、保険料の算定には保険者単位を用いています。</w:t>
+        <w:t>令和7年度の給付費は、3町合計が広域連合単位を0.00％上回りました。令和6年度と令和8年度は完全に一致しており、令和7年度のみ差が生じています。利用者数では、サービスにより＋1.4％から＋243％の開きがありました。差の理由が確定するまで、保険料の算定には保険者単位を用いています。</w:t>
       </w:r>
     </w:p>
     <w:p>

--- a/output/介護保険事業計画_サービス見込量算定の手引き.docx
+++ b/output/介護保険事業計画_サービス見込量算定の手引き.docx
@@ -6573,7 +6573,7 @@
           <w:b w:val="0"/>
           <w:sz w:val="19"/>
         </w:rPr>
-        <w:t>平成30年度から令和7年度までの7年間で＋12.93％（年率＋1.75％）でした。改定のあった年は平均＋1.42％、なかった年は平均＋2.20％で差が見られません。1人1月あたり利用日数・回数の伸びは年率＋0.25％（中央値）にとどまるため、残りは加算の算定と要介護度の重度化によるものとみられます。単価を基準年度で固定していることは、月額で＋185円から＋374円に当たります。</w:t>
+        <w:t>平成30年度から令和7年度までの7年間で＋12.93％（年率＋1.75％）でした。改定のあった年は平均＋1.42％、なかった年は平均＋2.20％で差が見られません。1人1月あたり利用日数・回数の伸びは年率＋0.25％（中央値）にとどまるため、残りは加算の算定と要介護度の重度化によるものとみられます。単価を基準年度で固定することは、この趨勢を落とすことになります。月額への効きは、給付費1％当たりの月額に、趨勢を織り込んだ場合の給付費の増加率を乗じて求めます（基準年度から各年度までの年数で複利に効きます）。</w:t>
       </w:r>
     </w:p>
     <w:p>

--- a/output/介護保険事業計画_サービス見込量算定の手引き.docx
+++ b/output/介護保険事業計画_サービス見込量算定の手引き.docx
@@ -8466,7 +8466,7 @@
                 <w:b w:val="0"/>
                 <w:sz w:val="19"/>
               </w:rPr>
-              <w:t>件数を固定値で書く</w:t>
+              <w:t>件数を書き入れて済ませる</w:t>
             </w:r>
           </w:p>
         </w:tc>
@@ -8504,7 +8504,7 @@
                 <w:b w:val="0"/>
                 <w:sz w:val="19"/>
               </w:rPr>
-              <w:t>実物から数える</w:t>
+              <w:t>成果品そのものを数える</w:t>
             </w:r>
           </w:p>
         </w:tc>
